--- a/report/COMD7290 Individual Report for Research Replication.docx
+++ b/report/COMD7290 Individual Report for Research Replication.docx
@@ -249,17 +249,7 @@
           <w:color w:val="000000"/>
           <w:sz w:val="24"/>
         </w:rPr>
-        <w:t>COMD7290 Final Su</w:t>
-      </w:r>
-      <w:bookmarkStart w:id="0" w:name="_GoBack"/>
-      <w:bookmarkEnd w:id="0"/>
-      <w:r>
-        <w:rPr>
-          <w:rFonts w:ascii="Times New Roman" w:hAnsi="Times New Roman" w:eastAsia="Times New Roman" w:cs="Times New Roman"/>
-          <w:color w:val="000000"/>
-          <w:sz w:val="24"/>
-        </w:rPr>
-        <w:t>bmission_MJY</w:t>
+        <w:t>COMD7290 Final Submission_MJY</w:t>
       </w:r>
     </w:p>
     <w:p>
@@ -298,8 +288,10 @@
           <w:sz w:val="24"/>
           <w:lang w:val="en-US" w:eastAsia="zh-CN"/>
         </w:rPr>
-        <w:t xml:space="preserve">: </w:t>
+        <w:t>: 112d7b0b6055d8cc5b7357efb9d18297a9b7d902</w:t>
       </w:r>
+      <w:bookmarkStart w:id="0" w:name="_GoBack"/>
+      <w:bookmarkEnd w:id="0"/>
     </w:p>
     <w:p>
       <w:r>
@@ -2050,7 +2042,7 @@
     <w:lsdException w:unhideWhenUsed="0" w:uiPriority="66" w:semiHidden="0" w:name="Medium List 2"/>
     <w:lsdException w:unhideWhenUsed="0" w:uiPriority="67" w:semiHidden="0" w:name="Medium Grid 1"/>
     <w:lsdException w:unhideWhenUsed="0" w:uiPriority="68" w:semiHidden="0" w:name="Medium Grid 2"/>
-    <w:lsdException w:unhideWhenUsed="0" w:uiPriority="69" w:semiHidden="0" w:name="Medium Grid 3"/>
+    <w:lsdException w:qFormat="1" w:unhideWhenUsed="0" w:uiPriority="69" w:semiHidden="0" w:name="Medium Grid 3"/>
     <w:lsdException w:unhideWhenUsed="0" w:uiPriority="70" w:semiHidden="0" w:name="Dark List"/>
     <w:lsdException w:unhideWhenUsed="0" w:uiPriority="71" w:semiHidden="0" w:name="Colorful Shading"/>
     <w:lsdException w:unhideWhenUsed="0" w:uiPriority="72" w:semiHidden="0" w:name="Colorful List"/>
@@ -2094,7 +2086,7 @@
     <w:lsdException w:unhideWhenUsed="0" w:uiPriority="65" w:semiHidden="0" w:name="Medium List 1 Accent 3"/>
     <w:lsdException w:unhideWhenUsed="0" w:uiPriority="66" w:semiHidden="0" w:name="Medium List 2 Accent 3"/>
     <w:lsdException w:unhideWhenUsed="0" w:uiPriority="67" w:semiHidden="0" w:name="Medium Grid 1 Accent 3"/>
-    <w:lsdException w:unhideWhenUsed="0" w:uiPriority="68" w:semiHidden="0" w:name="Medium Grid 2 Accent 3"/>
+    <w:lsdException w:qFormat="1" w:unhideWhenUsed="0" w:uiPriority="68" w:semiHidden="0" w:name="Medium Grid 2 Accent 3"/>
     <w:lsdException w:unhideWhenUsed="0" w:uiPriority="69" w:semiHidden="0" w:name="Medium Grid 3 Accent 3"/>
     <w:lsdException w:unhideWhenUsed="0" w:uiPriority="70" w:semiHidden="0" w:name="Dark List Accent 3"/>
     <w:lsdException w:unhideWhenUsed="0" w:uiPriority="71" w:semiHidden="0" w:name="Colorful Shading Accent 3"/>
@@ -2108,7 +2100,7 @@
     <w:lsdException w:unhideWhenUsed="0" w:uiPriority="65" w:semiHidden="0" w:name="Medium List 1 Accent 4"/>
     <w:lsdException w:unhideWhenUsed="0" w:uiPriority="66" w:semiHidden="0" w:name="Medium List 2 Accent 4"/>
     <w:lsdException w:unhideWhenUsed="0" w:uiPriority="67" w:semiHidden="0" w:name="Medium Grid 1 Accent 4"/>
-    <w:lsdException w:unhideWhenUsed="0" w:uiPriority="68" w:semiHidden="0" w:name="Medium Grid 2 Accent 4"/>
+    <w:lsdException w:qFormat="1" w:unhideWhenUsed="0" w:uiPriority="68" w:semiHidden="0" w:name="Medium Grid 2 Accent 4"/>
     <w:lsdException w:unhideWhenUsed="0" w:uiPriority="69" w:semiHidden="0" w:name="Medium Grid 3 Accent 4"/>
     <w:lsdException w:unhideWhenUsed="0" w:uiPriority="70" w:semiHidden="0" w:name="Dark List Accent 4"/>
     <w:lsdException w:unhideWhenUsed="0" w:uiPriority="71" w:semiHidden="0" w:name="Colorful Shading Accent 4"/>
@@ -2122,8 +2114,8 @@
     <w:lsdException w:unhideWhenUsed="0" w:uiPriority="65" w:semiHidden="0" w:name="Medium List 1 Accent 5"/>
     <w:lsdException w:unhideWhenUsed="0" w:uiPriority="66" w:semiHidden="0" w:name="Medium List 2 Accent 5"/>
     <w:lsdException w:unhideWhenUsed="0" w:uiPriority="67" w:semiHidden="0" w:name="Medium Grid 1 Accent 5"/>
-    <w:lsdException w:unhideWhenUsed="0" w:uiPriority="68" w:semiHidden="0" w:name="Medium Grid 2 Accent 5"/>
-    <w:lsdException w:unhideWhenUsed="0" w:uiPriority="69" w:semiHidden="0" w:name="Medium Grid 3 Accent 5"/>
+    <w:lsdException w:qFormat="1" w:unhideWhenUsed="0" w:uiPriority="68" w:semiHidden="0" w:name="Medium Grid 2 Accent 5"/>
+    <w:lsdException w:qFormat="1" w:unhideWhenUsed="0" w:uiPriority="69" w:semiHidden="0" w:name="Medium Grid 3 Accent 5"/>
     <w:lsdException w:unhideWhenUsed="0" w:uiPriority="70" w:semiHidden="0" w:name="Dark List Accent 5"/>
     <w:lsdException w:unhideWhenUsed="0" w:uiPriority="71" w:semiHidden="0" w:name="Colorful Shading Accent 5"/>
     <w:lsdException w:unhideWhenUsed="0" w:uiPriority="72" w:semiHidden="0" w:name="Colorful List Accent 5"/>
@@ -9421,6 +9413,7 @@
   <w:style w:type="table" w:styleId="93">
     <w:name w:val="Medium Grid 2 Accent 3"/>
     <w:basedOn w:val="32"/>
+    <w:qFormat/>
     <w:uiPriority w:val="68"/>
     <w:pPr>
       <w:spacing w:after="0" w:line="240" w:lineRule="auto"/>
@@ -9567,6 +9560,7 @@
   <w:style w:type="table" w:styleId="94">
     <w:name w:val="Medium Grid 2 Accent 4"/>
     <w:basedOn w:val="32"/>
+    <w:qFormat/>
     <w:uiPriority w:val="68"/>
     <w:pPr>
       <w:spacing w:after="0" w:line="240" w:lineRule="auto"/>
@@ -9713,6 +9707,7 @@
   <w:style w:type="table" w:styleId="95">
     <w:name w:val="Medium Grid 2 Accent 5"/>
     <w:basedOn w:val="32"/>
+    <w:qFormat/>
     <w:uiPriority w:val="68"/>
     <w:pPr>
       <w:spacing w:after="0" w:line="240" w:lineRule="auto"/>
@@ -10005,6 +10000,7 @@
   <w:style w:type="table" w:styleId="97">
     <w:name w:val="Medium Grid 3"/>
     <w:basedOn w:val="32"/>
+    <w:qFormat/>
     <w:uiPriority w:val="69"/>
     <w:pPr>
       <w:spacing w:after="0" w:line="240" w:lineRule="auto"/>
@@ -10790,6 +10786,7 @@
   <w:style w:type="table" w:styleId="102">
     <w:name w:val="Medium Grid 3 Accent 5"/>
     <w:basedOn w:val="32"/>
+    <w:qFormat/>
     <w:uiPriority w:val="69"/>
     <w:pPr>
       <w:spacing w:after="0" w:line="240" w:lineRule="auto"/>
